--- a/result.docx
+++ b/result.docx
@@ -4,7 +4,10 @@
   <w:body>
     <w:p>
       <w:r>
-        <w:t>오늘의 인기 검색 종목 10개 입니다.</w:t>
+        <w:rPr>
+          <w:rFonts w:ascii="Malgun Gothic" w:hAnsi="Malgun Gothic" w:eastAsia="Malgun Gothic"/>
+        </w:rPr>
+        <w:t>(제목: 오늘의 인기 검색 종목 10 개 입니다.)</w:t>
       </w:r>
     </w:p>
     <w:p>
@@ -12,7 +15,10 @@
         <w:pStyle w:val="ListNumber"/>
       </w:pPr>
       <w:r>
-        <w:t>삼성전자</w:t>
+        <w:rPr>
+          <w:rFonts w:ascii="Malgun Gothic" w:hAnsi="Malgun Gothic" w:eastAsia="Malgun Gothic"/>
+        </w:rPr>
+        <w:t>1.삼성전자274,000</w:t>
       </w:r>
     </w:p>
     <w:p>
@@ -20,7 +26,10 @@
         <w:pStyle w:val="ListNumber"/>
       </w:pPr>
       <w:r>
-        <w:t>SK하이닉스</w:t>
+        <w:rPr>
+          <w:rFonts w:ascii="Malgun Gothic" w:hAnsi="Malgun Gothic" w:eastAsia="Malgun Gothic"/>
+        </w:rPr>
+        <w:t>2.SK하이닉스1,832,000</w:t>
       </w:r>
     </w:p>
     <w:p>
@@ -28,7 +37,10 @@
         <w:pStyle w:val="ListNumber"/>
       </w:pPr>
       <w:r>
-        <w:t>현대차</w:t>
+        <w:rPr>
+          <w:rFonts w:ascii="Malgun Gothic" w:hAnsi="Malgun Gothic" w:eastAsia="Malgun Gothic"/>
+        </w:rPr>
+        <w:t>3.현대차703,000</w:t>
       </w:r>
     </w:p>
     <w:p>
@@ -36,7 +48,10 @@
         <w:pStyle w:val="ListNumber"/>
       </w:pPr>
       <w:r>
-        <w:t>LG전자</w:t>
+        <w:rPr>
+          <w:rFonts w:ascii="Malgun Gothic" w:hAnsi="Malgun Gothic" w:eastAsia="Malgun Gothic"/>
+        </w:rPr>
+        <w:t>4.LG전자241,000</w:t>
       </w:r>
     </w:p>
     <w:p>
@@ -44,7 +59,10 @@
         <w:pStyle w:val="ListNumber"/>
       </w:pPr>
       <w:r>
-        <w:t>LG씨엔에스</w:t>
+        <w:rPr>
+          <w:rFonts w:ascii="Malgun Gothic" w:hAnsi="Malgun Gothic" w:eastAsia="Malgun Gothic"/>
+        </w:rPr>
+        <w:t>5.두산에너빌..111,000</w:t>
       </w:r>
     </w:p>
     <w:p>
@@ -52,7 +70,10 @@
         <w:pStyle w:val="ListNumber"/>
       </w:pPr>
       <w:r>
-        <w:t>두산에너빌..</w:t>
+        <w:rPr>
+          <w:rFonts w:ascii="Malgun Gothic" w:hAnsi="Malgun Gothic" w:eastAsia="Malgun Gothic"/>
+        </w:rPr>
+        <w:t>6.두산로보틱..124,300</w:t>
       </w:r>
     </w:p>
     <w:p>
@@ -60,7 +81,10 @@
         <w:pStyle w:val="ListNumber"/>
       </w:pPr>
       <w:r>
-        <w:t>대우건설</w:t>
+        <w:rPr>
+          <w:rFonts w:ascii="Malgun Gothic" w:hAnsi="Malgun Gothic" w:eastAsia="Malgun Gothic"/>
+        </w:rPr>
+        <w:t>7.코스모로보..41,500</w:t>
       </w:r>
     </w:p>
     <w:p>
@@ -68,7 +92,10 @@
         <w:pStyle w:val="ListNumber"/>
       </w:pPr>
       <w:r>
-        <w:t>NAVER</w:t>
+        <w:rPr>
+          <w:rFonts w:ascii="Malgun Gothic" w:hAnsi="Malgun Gothic" w:eastAsia="Malgun Gothic"/>
+        </w:rPr>
+        <w:t>8.삼성전기1,013,000</w:t>
       </w:r>
     </w:p>
     <w:p>
@@ -76,7 +103,10 @@
         <w:pStyle w:val="ListNumber"/>
       </w:pPr>
       <w:r>
-        <w:t>삼성E&amp;A</w:t>
+        <w:rPr>
+          <w:rFonts w:ascii="Malgun Gothic" w:hAnsi="Malgun Gothic" w:eastAsia="Malgun Gothic"/>
+        </w:rPr>
+        <w:t>9.대우건설28,500</w:t>
       </w:r>
     </w:p>
     <w:p>
@@ -84,7 +114,10 @@
         <w:pStyle w:val="ListNumber"/>
       </w:pPr>
       <w:r>
-        <w:t>카카오</w:t>
+        <w:rPr>
+          <w:rFonts w:ascii="Malgun Gothic" w:hAnsi="Malgun Gothic" w:eastAsia="Malgun Gothic"/>
+        </w:rPr>
+        <w:t>10.LG씨엔에스86,500</w:t>
       </w:r>
     </w:p>
     <w:sectPr>

--- a/result.docx
+++ b/result.docx
@@ -18,7 +18,7 @@
         <w:rPr>
           <w:rFonts w:ascii="Malgun Gothic" w:hAnsi="Malgun Gothic" w:eastAsia="Malgun Gothic"/>
         </w:rPr>
-        <w:t>1.삼성전자274,000</w:t>
+        <w:t>1.삼성전자271,000</w:t>
       </w:r>
     </w:p>
     <w:p>
@@ -29,7 +29,7 @@
         <w:rPr>
           <w:rFonts w:ascii="Malgun Gothic" w:hAnsi="Malgun Gothic" w:eastAsia="Malgun Gothic"/>
         </w:rPr>
-        <w:t>2.SK하이닉스1,832,000</w:t>
+        <w:t>2.SK하이닉스1,805,000</w:t>
       </w:r>
     </w:p>
     <w:p>
@@ -40,7 +40,7 @@
         <w:rPr>
           <w:rFonts w:ascii="Malgun Gothic" w:hAnsi="Malgun Gothic" w:eastAsia="Malgun Gothic"/>
         </w:rPr>
-        <w:t>3.현대차703,000</w:t>
+        <w:t>3.현대차696,000</w:t>
       </w:r>
     </w:p>
     <w:p>
@@ -51,7 +51,7 @@
         <w:rPr>
           <w:rFonts w:ascii="Malgun Gothic" w:hAnsi="Malgun Gothic" w:eastAsia="Malgun Gothic"/>
         </w:rPr>
-        <w:t>4.LG전자241,000</w:t>
+        <w:t>4.LG전자237,500</w:t>
       </w:r>
     </w:p>
     <w:p>
@@ -62,7 +62,7 @@
         <w:rPr>
           <w:rFonts w:ascii="Malgun Gothic" w:hAnsi="Malgun Gothic" w:eastAsia="Malgun Gothic"/>
         </w:rPr>
-        <w:t>5.두산에너빌..111,000</w:t>
+        <w:t>5.두산에너빌..110,100</w:t>
       </w:r>
     </w:p>
     <w:p>
@@ -73,7 +73,7 @@
         <w:rPr>
           <w:rFonts w:ascii="Malgun Gothic" w:hAnsi="Malgun Gothic" w:eastAsia="Malgun Gothic"/>
         </w:rPr>
-        <w:t>6.두산로보틱..124,300</w:t>
+        <w:t>6.두산로보틱..123,100</w:t>
       </w:r>
     </w:p>
     <w:p>
@@ -84,7 +84,7 @@
         <w:rPr>
           <w:rFonts w:ascii="Malgun Gothic" w:hAnsi="Malgun Gothic" w:eastAsia="Malgun Gothic"/>
         </w:rPr>
-        <w:t>7.코스모로보..41,500</w:t>
+        <w:t>7.코스모로보..40,800</w:t>
       </w:r>
     </w:p>
     <w:p>
@@ -95,7 +95,7 @@
         <w:rPr>
           <w:rFonts w:ascii="Malgun Gothic" w:hAnsi="Malgun Gothic" w:eastAsia="Malgun Gothic"/>
         </w:rPr>
-        <w:t>8.삼성전기1,013,000</w:t>
+        <w:t>8.삼성전기1,004,000</w:t>
       </w:r>
     </w:p>
     <w:p>
@@ -106,7 +106,7 @@
         <w:rPr>
           <w:rFonts w:ascii="Malgun Gothic" w:hAnsi="Malgun Gothic" w:eastAsia="Malgun Gothic"/>
         </w:rPr>
-        <w:t>9.대우건설28,500</w:t>
+        <w:t>9.대우건설28,200</w:t>
       </w:r>
     </w:p>
     <w:p>
@@ -117,7 +117,7 @@
         <w:rPr>
           <w:rFonts w:ascii="Malgun Gothic" w:hAnsi="Malgun Gothic" w:eastAsia="Malgun Gothic"/>
         </w:rPr>
-        <w:t>10.LG씨엔에스86,500</w:t>
+        <w:t>10.LG씨엔에스85,600</w:t>
       </w:r>
     </w:p>
     <w:sectPr>
